--- a/testakten/elternunterhalt-pflegeheim-sozialamtsregress-aachen/08_fruehere_schenkungen_mutter.docx
+++ b/testakten/elternunterhalt-pflegeheim-sozialamtsregress-aachen/08_fruehere_schenkungen_mutter.docx
@@ -48,7 +48,7 @@
         <w:jc w:val="left"/>
       </w:pPr>
       <w:r>
-        <w:t>Nach § 528 BGB kann der Schenker die Herausgabe des Geschenks nach den Vorschriften über die Herausgabe einer ungerechtfertigten Bereicherung verlangen, soweit er nach Vollziehung der Schenkung außerstande ist, seinen angemessenen Unterhalt zu bestreiten. Dieser Rückforderungsanspruch kann auf den Sozialhilfeträger übergehen, wenn dieser für den verarmten Schenker Leistungen erbringt. Der Anspruch besteht nicht, wenn seit der Leistung des geschenkten Gegenstandes zehn Jahre verstrichen sind oder wenn der Schenker durch die Rückforderung den eigenen angemessenen Unterhalt gefährden würde.</w:t>
+        <w:t>Nach Paragraf 528 BGB kann der Schenker die Herausgabe des Geschenks nach den Vorschriften über die Herausgabe einer ungerechtfertigten Bereicherung verlangen, soweit er nach Vollziehung der Schenkung außerstande ist, seinen angemessenen Unterhalt zu bestreiten. Dieser Rückforderungsanspruch kann auf den Sozialhilfeträger übergehen, wenn dieser für den verarmten Schenker Leistungen erbringt. Der Anspruch besteht nicht, wenn seit der Leistung des geschenkten Gegenstandes zehn Jahre verstrichen sind oder wenn der Schenker durch die Rückforderung den eigenen angemessenen Unterhalt gefährden würde.</w:t>
       </w:r>
     </w:p>
     <w:p>
@@ -94,7 +94,7 @@
         <w:jc w:val="left"/>
       </w:pPr>
       <w:r>
-        <w:t>Der Schenkungsrückforderungsanspruch nach § 528 BGB steht neben dem Unterhaltsanspruch. Das Sozialamt kann grundsätzlich beide Wege prüfen. Für den Mandanten ist bedeutsam, dass eine erfolgreiche Rückforderung der Geldschenkung den ungedeckten Bedarf der Mutter und damit das Volumen des Unterhaltsregresses verringern würde.</w:t>
+        <w:t>Der Schenkungsrückforderungsanspruch nach Paragraf 528 BGB steht neben dem Unterhaltsanspruch. Das Sozialamt kann grundsätzlich beide Wege prüfen. Für den Mandanten ist bedeutsam, dass eine erfolgreiche Rückforderung der Geldschenkung den ungedeckten Bedarf der Mutter und damit das Volumen des Unterhaltsregresses verringern würde.</w:t>
       </w:r>
     </w:p>
     <w:p>
@@ -132,7 +132,7 @@
         <w:jc w:val="left"/>
       </w:pPr>
       <w:r>
-        <w:t>Quellenpflicht nach references/zitierweise.md. Grundlage sind die Angaben des Mandanten und der Kontonachweis über die Überweisung vom 14.07.2021. Normbezug: § 528 BGB, § 529 BGB, § 93 SGB XII.</w:t>
+        <w:t>Quellenpflicht nach references/zitierweise.md. Grundlage sind die Angaben des Mandanten und der Kontonachweis über die Überweisung vom 14.07.2021. Normbezug: Paragraf 528 BGB, Paragraf 529 BGB, Paragraf 93 SGB XII.</w:t>
       </w:r>
     </w:p>
     <w:sectPr>
